--- a/flow/20230927_hours/тропарі-святкові/тропарі-святкові-02.docx
+++ b/flow/20230927_hours/тропарі-святкові/тропарі-святкові-02.docx
@@ -92,55 +92,7 @@
           <w:sz w:val="24"/>
           <w:szCs w:val="24"/>
         </w:rPr>
-        <w:t xml:space="preserve"> Небесний хор небесних ангелів,*</w:t>
-      </w:r>
-      <w:r>
-        <w:rPr>
-          <w:rFonts w:ascii="Times New Roman" w:eastAsia="Times New Roman" w:hAnsi="Times New Roman" w:cs="Times New Roman"/>
-          <w:sz w:val="24"/>
-          <w:szCs w:val="24"/>
-        </w:rPr>
-        <w:t xml:space="preserve"> приникши на землю,*</w:t>
-      </w:r>
-      <w:r>
-        <w:rPr>
-          <w:rFonts w:ascii="Times New Roman" w:eastAsia="Times New Roman" w:hAnsi="Times New Roman" w:cs="Times New Roman"/>
-          <w:sz w:val="24"/>
-          <w:szCs w:val="24"/>
-        </w:rPr>
-        <w:t xml:space="preserve"> бачить, як Мати, що не знала мужа,*</w:t>
-      </w:r>
-      <w:r>
-        <w:rPr>
-          <w:rFonts w:ascii="Times New Roman" w:eastAsia="Times New Roman" w:hAnsi="Times New Roman" w:cs="Times New Roman"/>
-          <w:sz w:val="24"/>
-          <w:szCs w:val="24"/>
-        </w:rPr>
-        <w:t xml:space="preserve"> вносить до храму Первородного всієї тварі,*</w:t>
-      </w:r>
-      <w:r>
-        <w:rPr>
-          <w:rFonts w:ascii="Times New Roman" w:eastAsia="Times New Roman" w:hAnsi="Times New Roman" w:cs="Times New Roman"/>
-          <w:sz w:val="24"/>
-          <w:szCs w:val="24"/>
-        </w:rPr>
-        <w:t xml:space="preserve"> що прийшов як немовля,*</w:t>
-      </w:r>
-      <w:r>
-        <w:rPr>
-          <w:rFonts w:ascii="Times New Roman" w:eastAsia="Times New Roman" w:hAnsi="Times New Roman" w:cs="Times New Roman"/>
-          <w:sz w:val="24"/>
-          <w:szCs w:val="24"/>
-        </w:rPr>
-        <w:t xml:space="preserve"> і тому з нами співає передпразденственну пісню,*</w:t>
-      </w:r>
-      <w:r>
-        <w:rPr>
-          <w:rFonts w:ascii="Times New Roman" w:eastAsia="Times New Roman" w:hAnsi="Times New Roman" w:cs="Times New Roman"/>
-          <w:sz w:val="24"/>
-          <w:szCs w:val="24"/>
-        </w:rPr>
-        <w:t xml:space="preserve"> радуючися.</w:t>
+        <w:t xml:space="preserve"> Небесний хор небесних ангелів,* приникши на землю,* бачить, як Мати, що не знала мужа,* вносить до храму Первородного всієї тварі,* що прийшов як немовля,* і тому з нами співає передпразденственну пісню,* радуючися.</w:t>
       </w:r>
     </w:p>
     <w:p>
@@ -167,31 +119,7 @@
           <w:sz w:val="24"/>
           <w:szCs w:val="24"/>
         </w:rPr>
-        <w:t xml:space="preserve"> З Отцем бувши, нев</w:t>
-      </w:r>
-      <w:r>
-        <w:rPr>
-          <w:rFonts w:ascii="Times New Roman" w:eastAsia="Times New Roman" w:hAnsi="Times New Roman" w:cs="Times New Roman"/>
-          <w:sz w:val="24"/>
-          <w:szCs w:val="24"/>
-        </w:rPr>
-        <w:t>идиме Слово нині ж видимим стало плоттю:*</w:t>
-      </w:r>
-      <w:r>
-        <w:rPr>
-          <w:rFonts w:ascii="Times New Roman" w:eastAsia="Times New Roman" w:hAnsi="Times New Roman" w:cs="Times New Roman"/>
-          <w:sz w:val="24"/>
-          <w:szCs w:val="24"/>
-        </w:rPr>
-        <w:t xml:space="preserve"> несказанно від Діви народилося і руками старечими дається святителеві.*</w:t>
-      </w:r>
-      <w:r>
-        <w:rPr>
-          <w:rFonts w:ascii="Times New Roman" w:eastAsia="Times New Roman" w:hAnsi="Times New Roman" w:cs="Times New Roman"/>
-          <w:sz w:val="24"/>
-          <w:szCs w:val="24"/>
-        </w:rPr>
-        <w:t xml:space="preserve"> Поклонімся Йому – істинному Богу нашому.</w:t>
+        <w:t xml:space="preserve"> З Отцем бувши, невидиме Слово нині ж видимим стало плоттю:* несказанно від Діви народилося і руками старечими дається святителеві.* Поклонімся Йому – істинному Богу нашому.</w:t>
       </w:r>
     </w:p>
     <w:p>
@@ -266,15 +194,7 @@
           <w:sz w:val="24"/>
           <w:szCs w:val="24"/>
         </w:rPr>
-        <w:t xml:space="preserve"> Радуйся, благодатна Бо</w:t>
-      </w:r>
-      <w:r>
-        <w:rPr>
-          <w:rFonts w:ascii="Times New Roman" w:eastAsia="Times New Roman" w:hAnsi="Times New Roman" w:cs="Times New Roman"/>
-          <w:sz w:val="24"/>
-          <w:szCs w:val="24"/>
-        </w:rPr>
-        <w:t>городице Діво,* бо з Тебе засяло Сонце правди – Христос Бог наш,* що просвічує тих, що в темряві.* Веселися й Ти, старче праведний,* Ти прийняв в обійми визволителя душ наших, що дарує нам воскресення.</w:t>
+        <w:t xml:space="preserve"> Радуйся, благодатна Богородице Діво,* бо з Тебе засяло Сонце правди – Христос Бог наш,* що просвічує тих, що в темряві.* Веселися й Ти, старче праведний,* Ти прийняв в обійми визволителя душ наших, що дарує нам воскресення.</w:t>
       </w:r>
     </w:p>
     <w:p>
@@ -305,15 +225,7 @@
           <w:sz w:val="24"/>
           <w:szCs w:val="24"/>
         </w:rPr>
-        <w:t>Утробу дівичу освятив Ти різдвом Твоїм*</w:t>
-      </w:r>
-      <w:r>
-        <w:rPr>
-          <w:rFonts w:ascii="Times New Roman" w:eastAsia="Times New Roman" w:hAnsi="Times New Roman" w:cs="Times New Roman"/>
-          <w:sz w:val="24"/>
-          <w:szCs w:val="24"/>
-        </w:rPr>
-        <w:t xml:space="preserve"> і руки Симеонові благословив Ти, як годилось,* Ти випередив і нині спас нас, Христе Боже,* але утихомир у брані люд Твій і укріпи народ, що його возлюбив Ти,* єдиний Чоловіколюбче.</w:t>
+        <w:t>Утробу дівичу освятив Ти різдвом Твоїм* і руки Симеонові благословив Ти, як годилось,* Ти випередив і нині спас нас, Христе Боже,* але утихомир у брані люд Твій і укріпи народ, що його возлюбив Ти,* єдиний Чоловіколюбче.</w:t>
       </w:r>
     </w:p>
     <w:p>
@@ -1119,7 +1031,27 @@
           <w:szCs w:val="24"/>
           <w:highlight w:val="white"/>
         </w:rPr>
-        <w:t>24 лютого</w:t>
+        <w:t>2</w:t>
+      </w:r>
+      <w:r>
+        <w:rPr>
+          <w:rFonts w:ascii="Times New Roman" w:eastAsia="Times New Roman" w:hAnsi="Times New Roman" w:cs="Times New Roman"/>
+          <w:color w:val="FF0000"/>
+          <w:sz w:val="24"/>
+          <w:szCs w:val="24"/>
+          <w:highlight w:val="white"/>
+        </w:rPr>
+        <w:t>2</w:t>
+      </w:r>
+      <w:r>
+        <w:rPr>
+          <w:rFonts w:ascii="Times New Roman" w:eastAsia="Times New Roman" w:hAnsi="Times New Roman" w:cs="Times New Roman"/>
+          <w:color w:val="FF0000"/>
+          <w:sz w:val="24"/>
+          <w:szCs w:val="24"/>
+          <w:highlight w:val="white"/>
+        </w:rPr>
+        <w:t xml:space="preserve"> лютого</w:t>
       </w:r>
     </w:p>
     <w:p>
@@ -1141,17 +1073,7 @@
           <w:szCs w:val="24"/>
           <w:highlight w:val="white"/>
         </w:rPr>
-        <w:t>Перше і друге знайдення чесної голови св. слав</w:t>
-      </w:r>
-      <w:r>
-        <w:rPr>
-          <w:rFonts w:ascii="Times New Roman" w:eastAsia="Times New Roman" w:hAnsi="Times New Roman" w:cs="Times New Roman"/>
-          <w:color w:val="FF0000"/>
-          <w:sz w:val="24"/>
-          <w:szCs w:val="24"/>
-          <w:highlight w:val="white"/>
-        </w:rPr>
-        <w:t>ного прор., Предтечі і Хрестителя Господнього Йоана.</w:t>
+        <w:t>Перше і друге знайдення чесної голови св. славного прор., Предтечі і Хрестителя Господнього Йоана.</w:t>
       </w:r>
     </w:p>
     <w:p>
@@ -1189,47 +1111,148 @@
           <w:sz w:val="24"/>
           <w:szCs w:val="24"/>
         </w:rPr>
-        <w:t>Із землі засяяла Предтечі глава,*</w:t>
-      </w:r>
-      <w:r>
-        <w:rPr>
-          <w:rFonts w:ascii="Times New Roman" w:eastAsia="Times New Roman" w:hAnsi="Times New Roman" w:cs="Times New Roman"/>
-          <w:sz w:val="24"/>
-          <w:szCs w:val="24"/>
-        </w:rPr>
-        <w:t xml:space="preserve"> проміння випускає нетління, оздоровлення вірним;*</w:t>
-      </w:r>
-      <w:r>
-        <w:rPr>
-          <w:rFonts w:ascii="Times New Roman" w:eastAsia="Times New Roman" w:hAnsi="Times New Roman" w:cs="Times New Roman"/>
-          <w:sz w:val="24"/>
-          <w:szCs w:val="24"/>
-        </w:rPr>
-        <w:t xml:space="preserve"> з висот збирає множество ангелів,*</w:t>
-      </w:r>
-      <w:r>
-        <w:rPr>
-          <w:rFonts w:ascii="Times New Roman" w:eastAsia="Times New Roman" w:hAnsi="Times New Roman" w:cs="Times New Roman"/>
-          <w:sz w:val="24"/>
-          <w:szCs w:val="24"/>
-        </w:rPr>
-        <w:t xml:space="preserve"> на низах скликує людський рід,*</w:t>
-      </w:r>
-      <w:r>
-        <w:rPr>
-          <w:rFonts w:ascii="Times New Roman" w:eastAsia="Times New Roman" w:hAnsi="Times New Roman" w:cs="Times New Roman"/>
-          <w:sz w:val="24"/>
-          <w:szCs w:val="24"/>
-        </w:rPr>
-        <w:t xml:space="preserve"> щоб одноголосну славу возсилати Х</w:t>
-      </w:r>
-      <w:r>
-        <w:rPr>
-          <w:rFonts w:ascii="Times New Roman" w:eastAsia="Times New Roman" w:hAnsi="Times New Roman" w:cs="Times New Roman"/>
-          <w:sz w:val="24"/>
-          <w:szCs w:val="24"/>
-        </w:rPr>
-        <w:t>ристу Богові.</w:t>
+        <w:t>Із землі засяяла Предтечі глава,* проміння випускає нетління, оздоровлення вірним;* з висот збирає множество ангелів,* на низах скликує людський рід,* щоб одноголосну славу возсилати Христу Богові.</w:t>
+      </w:r>
+    </w:p>
+    <w:p>
+      <w:pPr>
+        <w:spacing w:after="120"/>
+        <w:jc w:val="both"/>
+        <w:rPr>
+          <w:rFonts w:ascii="Times New Roman" w:eastAsia="Times New Roman" w:hAnsi="Times New Roman" w:cs="Times New Roman"/>
+          <w:i/>
+          <w:sz w:val="24"/>
+          <w:szCs w:val="24"/>
+        </w:rPr>
+      </w:pPr>
+      <w:r>
+        <w:rPr>
+          <w:rFonts w:ascii="Times New Roman" w:eastAsia="Times New Roman" w:hAnsi="Times New Roman" w:cs="Times New Roman"/>
+          <w:i/>
+          <w:color w:val="FF0000"/>
+          <w:sz w:val="24"/>
+          <w:szCs w:val="24"/>
+        </w:rPr>
+        <w:t>Кондак (г. 2):</w:t>
+      </w:r>
+      <w:r>
+        <w:rPr>
+          <w:rFonts w:ascii="Times New Roman" w:eastAsia="Times New Roman" w:hAnsi="Times New Roman" w:cs="Times New Roman"/>
+          <w:color w:val="FF0000"/>
+          <w:sz w:val="24"/>
+          <w:szCs w:val="24"/>
+        </w:rPr>
+        <w:t xml:space="preserve"> </w:t>
+      </w:r>
+      <w:r>
+        <w:rPr>
+          <w:rFonts w:ascii="Times New Roman" w:eastAsia="Times New Roman" w:hAnsi="Times New Roman" w:cs="Times New Roman"/>
+          <w:sz w:val="24"/>
+          <w:szCs w:val="24"/>
+        </w:rPr>
+        <w:t>Пророче Божий і Предтече благодаті,* як рожу священну із землі знайшовши, оздоровлення завжди приймаємо,* бо знову, як і перше, у світі проповідуєш покаяння.</w:t>
+      </w:r>
+    </w:p>
+    <w:p>
+      <w:pPr>
+        <w:pStyle w:val="Heading2"/>
+        <w:rPr>
+          <w:rFonts w:ascii="Times New Roman" w:eastAsia="Times New Roman" w:hAnsi="Times New Roman" w:cs="Times New Roman"/>
+          <w:color w:val="FF0000"/>
+          <w:sz w:val="24"/>
+          <w:szCs w:val="24"/>
+          <w:highlight w:val="white"/>
+        </w:rPr>
+      </w:pPr>
+      <w:r>
+        <w:rPr>
+          <w:rFonts w:ascii="Times New Roman" w:eastAsia="Times New Roman" w:hAnsi="Times New Roman" w:cs="Times New Roman"/>
+          <w:color w:val="FF0000"/>
+          <w:sz w:val="24"/>
+          <w:szCs w:val="24"/>
+          <w:highlight w:val="white"/>
+        </w:rPr>
+        <w:t>2</w:t>
+      </w:r>
+      <w:r>
+        <w:rPr>
+          <w:rFonts w:ascii="Times New Roman" w:eastAsia="Times New Roman" w:hAnsi="Times New Roman" w:cs="Times New Roman"/>
+          <w:color w:val="FF0000"/>
+          <w:sz w:val="24"/>
+          <w:szCs w:val="24"/>
+          <w:highlight w:val="white"/>
+        </w:rPr>
+        <w:t>4</w:t>
+      </w:r>
+      <w:r>
+        <w:rPr>
+          <w:rFonts w:ascii="Times New Roman" w:eastAsia="Times New Roman" w:hAnsi="Times New Roman" w:cs="Times New Roman"/>
+          <w:color w:val="FF0000"/>
+          <w:sz w:val="24"/>
+          <w:szCs w:val="24"/>
+          <w:highlight w:val="white"/>
+        </w:rPr>
+        <w:t xml:space="preserve"> лютого</w:t>
+      </w:r>
+    </w:p>
+    <w:p>
+      <w:pPr>
+        <w:pStyle w:val="Heading3"/>
+        <w:rPr>
+          <w:rFonts w:ascii="Times New Roman" w:eastAsia="Times New Roman" w:hAnsi="Times New Roman" w:cs="Times New Roman"/>
+          <w:color w:val="FF0000"/>
+          <w:sz w:val="24"/>
+          <w:szCs w:val="24"/>
+          <w:highlight w:val="white"/>
+        </w:rPr>
+      </w:pPr>
+      <w:r>
+        <w:rPr>
+          <w:rFonts w:ascii="Times New Roman" w:eastAsia="Times New Roman" w:hAnsi="Times New Roman" w:cs="Times New Roman"/>
+          <w:color w:val="FF0000"/>
+          <w:sz w:val="24"/>
+          <w:szCs w:val="24"/>
+          <w:highlight w:val="white"/>
+        </w:rPr>
+        <w:t>Перше і друге знайдення чесної голови св. славного прор., Предтечі і Хрестителя Господнього Йоана.</w:t>
+      </w:r>
+    </w:p>
+    <w:p>
+      <w:pPr>
+        <w:spacing w:after="120"/>
+        <w:jc w:val="both"/>
+        <w:rPr>
+          <w:rFonts w:ascii="Times New Roman" w:eastAsia="Times New Roman" w:hAnsi="Times New Roman" w:cs="Times New Roman"/>
+          <w:sz w:val="24"/>
+          <w:szCs w:val="24"/>
+        </w:rPr>
+      </w:pPr>
+      <w:r>
+        <w:rPr>
+          <w:rFonts w:ascii="Times New Roman" w:eastAsia="Times New Roman" w:hAnsi="Times New Roman" w:cs="Times New Roman"/>
+          <w:i/>
+          <w:color w:val="FF0000"/>
+          <w:sz w:val="24"/>
+          <w:szCs w:val="24"/>
+        </w:rPr>
+        <w:t>Тропар (г. 4):</w:t>
+      </w:r>
+      <w:r>
+        <w:rPr>
+          <w:rFonts w:ascii="Times New Roman" w:eastAsia="Times New Roman" w:hAnsi="Times New Roman" w:cs="Times New Roman"/>
+          <w:color w:val="FF0000"/>
+          <w:sz w:val="24"/>
+          <w:szCs w:val="24"/>
+        </w:rPr>
+        <w:t xml:space="preserve"> </w:t>
+      </w:r>
+      <w:r>
+        <w:rPr>
+          <w:rFonts w:ascii="Times New Roman" w:eastAsia="Times New Roman" w:hAnsi="Times New Roman" w:cs="Times New Roman"/>
+          <w:sz w:val="24"/>
+          <w:szCs w:val="24"/>
+        </w:rPr>
+        <w:t>Із землі засяяла Предтечі глава,* проміння випускає нетління, оздоровлення вірним;* з висот збирає множество ангелів,* на низах скликує людський рід,* щоб одноголосну славу возсилати Христу Богові.</w:t>
       </w:r>
     </w:p>
     <w:p>
@@ -1707,6 +1730,7 @@
     <w:name w:val="heading 2"/>
     <w:basedOn w:val="Normal"/>
     <w:next w:val="Normal"/>
+    <w:link w:val="Heading2Char"/>
     <w:uiPriority w:val="9"/>
     <w:unhideWhenUsed/>
     <w:qFormat/>
@@ -1726,6 +1750,7 @@
     <w:name w:val="heading 3"/>
     <w:basedOn w:val="Normal"/>
     <w:next w:val="Normal"/>
+    <w:link w:val="Heading3Char"/>
     <w:uiPriority w:val="9"/>
     <w:unhideWhenUsed/>
     <w:qFormat/>
@@ -1860,6 +1885,30 @@
       <w:color w:val="666666"/>
       <w:sz w:val="48"/>
       <w:szCs w:val="48"/>
+    </w:rPr>
+  </w:style>
+  <w:style w:type="character" w:customStyle="1" w:styleId="Heading2Char">
+    <w:name w:val="Heading 2 Char"/>
+    <w:basedOn w:val="DefaultParagraphFont"/>
+    <w:link w:val="Heading2"/>
+    <w:uiPriority w:val="9"/>
+    <w:rsid w:val="00B01A3F"/>
+    <w:rPr>
+      <w:b/>
+      <w:sz w:val="36"/>
+      <w:szCs w:val="36"/>
+    </w:rPr>
+  </w:style>
+  <w:style w:type="character" w:customStyle="1" w:styleId="Heading3Char">
+    <w:name w:val="Heading 3 Char"/>
+    <w:basedOn w:val="DefaultParagraphFont"/>
+    <w:link w:val="Heading3"/>
+    <w:uiPriority w:val="9"/>
+    <w:rsid w:val="00B01A3F"/>
+    <w:rPr>
+      <w:b/>
+      <w:sz w:val="28"/>
+      <w:szCs w:val="28"/>
     </w:rPr>
   </w:style>
 </w:styles>
